--- a/docs/thesis/thesis-beihang-safe.docx
+++ b/docs/thesis/thesis-beihang-safe.docx
@@ -51,7 +51,7 @@
         <w:rPr>
           <w:rFonts w:hint="eastAsia"/>
         </w:rPr>
-        <w:t xml:space="preserve">随着云原生应用规模的持续增长，头部互联网与云服务商的</w:t>
+        <w:t xml:space="preserve">随着云原生应用规模持续增长，头部云服务商的</w:t>
       </w:r>
       <w:r>
         <w:t xml:space="preserve"> Kubernetes </w:t>
@@ -60,7 +60,7 @@
         <w:rPr>
           <w:rFonts w:hint="eastAsia"/>
         </w:rPr>
-        <w:t xml:space="preserve">集群已普遍达到万节点乃至数万节点的规模，业务对调度器提出了双重要求：秒级承接海量</w:t>
+        <w:t xml:space="preserve">集群已普遍达到万节点乃至数万节点规模，调度器需同时具备承接海量</w:t>
       </w:r>
       <w:r>
         <w:t xml:space="preserve"> Pod </w:t>
@@ -69,7 +69,7 @@
         <w:rPr>
           <w:rFonts w:hint="eastAsia"/>
         </w:rPr>
-        <w:t xml:space="preserve">的高吞吐能力，以及长期运行中不因单点失效而中断服务的高可用性。原生</w:t>
+        <w:t xml:space="preserve">的高吞吐能力与不因单点失效而中断服务的高可用性。原生</w:t>
       </w:r>
       <w:r>
         <w:t xml:space="preserve"> kube-scheduler </w:t>
@@ -78,7 +78,7 @@
         <w:rPr>
           <w:rFonts w:hint="eastAsia"/>
         </w:rPr>
-        <w:t xml:space="preserve">采用单实例串行架构，其调度吞吐存在明确上限、延迟随集群规模线性抬升；Leader</w:t>
+        <w:t xml:space="preserve">采用单实例串行架构，调度吞吐存在明确上限、延迟随集群规模线性抬升；Leader</w:t>
       </w:r>
       <w:r>
         <w:t xml:space="preserve"> Election </w:t>
@@ -87,7 +87,7 @@
         <w:rPr>
           <w:rFonts w:hint="eastAsia"/>
         </w:rPr>
-        <w:t xml:space="preserve">单活跃实例的部署形态又使集群面临单点故障风险——吞吐见顶与单点故障共同构成亟待突破的可扩展性瓶颈。为突破上述瓶颈，业界向多实例分布式架构演进；字节跳动开源的</w:t>
+        <w:t xml:space="preserve">单活跃部署又使集群面临单点故障风险——吞吐见顶与单点故障共同构成亟待突破的可扩展性瓶颈。为此业界向多实例分布式架构演进；字节跳动开源的</w:t>
       </w:r>
       <w:r>
         <w:t xml:space="preserve"> Gödel Scheduler </w:t>
@@ -105,7 +105,7 @@
         <w:rPr>
           <w:rFonts w:hint="eastAsia"/>
         </w:rPr>
-        <w:t xml:space="preserve">三层解耦与节点分区机制实现了多实例并发调度，是目前最具代表性的开源分布式实现。然而，其独立部署的</w:t>
+        <w:t xml:space="preserve">三层解耦与节点分区机制实现并发调度，是目前最具代表性的开源分布式实现，但其独立部署的</w:t>
       </w:r>
       <w:r>
         <w:t xml:space="preserve"> Binder </w:t>
@@ -114,7 +114,7 @@
         <w:rPr>
           <w:rFonts w:hint="eastAsia"/>
         </w:rPr>
-        <w:t xml:space="preserve">组件在超高并发场景下重新引入了绑定阶段的串行化瓶颈与跨进程通信开销；同时，节点分区归属在运行时动态漂移场景下的严格一致性保证仍缺乏完整论证。</w:t>
+        <w:t xml:space="preserve">在超高并发下重新引入绑定串行化瓶颈与跨进程通信开销，且节点分区归属动态漂移场景下的严格一致性保证仍缺乏完整论证。</w:t>
       </w:r>
     </w:p>
     <w:p>
@@ -170,7 +170,7 @@
         <w:rPr>
           <w:rFonts w:hint="eastAsia"/>
         </w:rPr>
-        <w:t xml:space="preserve">绑定执行链路与</w:t>
+        <w:t xml:space="preserve">执行链路与</w:t>
       </w:r>
       <w:r>
         <w:t xml:space="preserve"> Scheduler </w:t>
@@ -179,7 +179,7 @@
         <w:rPr>
           <w:rFonts w:hint="eastAsia"/>
         </w:rPr>
-        <w:t xml:space="preserve">决策实例同域化，消除跨组件的事件传递与序列化开销；并通过</w:t>
+        <w:t xml:space="preserve">决策实例同域化，消除跨组件事件传递与序列化开销；并通过</w:t>
       </w:r>
       <w:r>
         <w:t xml:space="preserve"> CacheAdapter </w:t>
@@ -206,7 +206,7 @@
         <w:rPr>
           <w:rFonts w:hint="eastAsia"/>
         </w:rPr>
-        <w:t xml:space="preserve">通过对象引用共享同一份</w:t>
+        <w:t xml:space="preserve">共享同一份</w:t>
       </w:r>
       <w:r>
         <w:t xml:space="preserve"> SchedulerCache </w:t>
@@ -215,7 +215,7 @@
         <w:rPr>
           <w:rFonts w:hint="eastAsia"/>
         </w:rPr>
-        <w:t xml:space="preserve">内存实例，实现零拷贝的状态复用。机制上，本文基于</w:t>
+        <w:t xml:space="preserve">实例，实现零拷贝状态复用。机制上，本文基于</w:t>
       </w:r>
       <w:r>
         <w:t xml:space="preserve"> etcd </w:t>
@@ -224,7 +224,7 @@
         <w:rPr>
           <w:rFonts w:hint="eastAsia"/>
         </w:rPr>
-        <w:t xml:space="preserve">提供的原子性语义，构建覆盖</w:t>
+        <w:t xml:space="preserve">原子性语义构建覆盖</w:t>
       </w:r>
       <w:r>
         <w:t xml:space="preserve"> Bind </w:t>
@@ -242,16 +242,7 @@
         <w:rPr>
           <w:rFonts w:hint="eastAsia"/>
         </w:rPr>
-        <w:t xml:space="preserve">至多绑定到一个节点”的完整证明要点，明确每一层如何依赖</w:t>
-      </w:r>
-      <w:r>
-        <w:t xml:space="preserve"> etcd </w:t>
-      </w:r>
-      <w:r>
-        <w:rPr>
-          <w:rFonts w:hint="eastAsia"/>
-        </w:rPr>
-        <w:t xml:space="preserve">语义维护该不变量。</w:t>
+        <w:t xml:space="preserve">至多绑定到一个节点”的完整证明要点。</w:t>
       </w:r>
     </w:p>
     <w:p>
@@ -298,7 +289,7 @@
         <w:rPr>
           <w:rFonts w:hint="eastAsia"/>
         </w:rPr>
-        <w:t xml:space="preserve">类工作负载与</w:t>
+        <w:t xml:space="preserve">类负载与</w:t>
       </w:r>
       <w:r>
         <w:t xml:space="preserve"> 1/3 </w:t>
@@ -307,7 +298,7 @@
         <w:rPr>
           <w:rFonts w:hint="eastAsia"/>
         </w:rPr>
-        <w:t xml:space="preserve">两种实例配置的</w:t>
+        <w:t xml:space="preserve">实例配置的</w:t>
       </w:r>
       <w:r>
         <w:t xml:space="preserve"> 16 </w:t>
@@ -352,16 +343,7 @@
         <w:rPr>
           <w:rFonts w:hint="eastAsia"/>
         </w:rPr>
-        <w:t xml:space="preserve">100%，核心不变量「任一</w:t>
-      </w:r>
-      <w:r>
-        <w:t xml:space="preserve"> Pod </w:t>
-      </w:r>
-      <w:r>
-        <w:rPr>
-          <w:rFonts w:hint="eastAsia"/>
-        </w:rPr>
-        <w:t xml:space="preserve">至多绑定到一个节点」的</w:t>
+        <w:t xml:space="preserve">100%，核心不变量</w:t>
       </w:r>
       <w:r>
         <w:t xml:space="preserve"> apiserver </w:t>
@@ -388,16 +370,16 @@
         <w:rPr>
           <w:rFonts w:hint="eastAsia"/>
         </w:rPr>
-        <w:t xml:space="preserve">的故障注入专项各六项判据全部达标。性能方面，吞吐采用与实验时长无关的有效吞吐口径（总工作量除以总完成时间）。结果显示：单实例场景下，ENO</w:t>
-      </w:r>
-      <w:r>
-        <w:t xml:space="preserve"> </w:t>
-      </w:r>
-      <w:r>
-        <w:rPr>
-          <w:rFonts w:hint="eastAsia"/>
-        </w:rPr>
-        <w:t xml:space="preserve">有效吞吐较</w:t>
+        <w:t xml:space="preserve">的故障注入专项各六项判据全部达标。性能方面，以总工作量除以总完成时间作为有效吞吐口径：单实例下</w:t>
+      </w:r>
+      <w:r>
+        <w:t xml:space="preserve"> ENO </w:t>
+      </w:r>
+      <w:r>
+        <w:rPr>
+          <w:rFonts w:hint="eastAsia"/>
+        </w:rPr>
+        <w:t xml:space="preserve">较</w:t>
       </w:r>
       <w:r>
         <w:t xml:space="preserve"> kube-scheduler </w:t>
@@ -442,19 +424,10 @@
         <w:rPr>
           <w:rFonts w:hint="eastAsia"/>
         </w:rPr>
-        <w:t xml:space="preserve">倍以上；ENO</w:t>
-      </w:r>
-      <w:r>
-        <w:t xml:space="preserve"> </w:t>
-      </w:r>
-      <w:r>
-        <w:rPr>
-          <w:rFonts w:hint="eastAsia"/>
-        </w:rPr>
-        <w:t xml:space="preserve">在</w:t>
-      </w:r>
-      <w:r>
-        <w:t xml:space="preserve"> 16 </w:t>
+        <w:t xml:space="preserve">倍以上；16</w:t>
+      </w:r>
+      <w:r>
+        <w:t xml:space="preserve"> </w:t>
       </w:r>
       <w:r>
         <w:rPr>
@@ -523,7 +496,7 @@
         <w:rPr>
           <w:rFonts w:hint="eastAsia"/>
         </w:rPr>
-        <w:t xml:space="preserve">s；当实例数由</w:t>
+        <w:t xml:space="preserve">s；实例数由</w:t>
       </w:r>
       <w:r>
         <w:t xml:space="preserve"> 1 </w:t>
@@ -541,10 +514,10 @@
         <w:rPr>
           <w:rFonts w:hint="eastAsia"/>
         </w:rPr>
-        <w:t xml:space="preserve">时，ENO</w:t>
-      </w:r>
-      <w:r>
-        <w:t xml:space="preserve"> </w:t>
+        <w:t xml:space="preserve">时</w:t>
+      </w:r>
+      <w:r>
+        <w:t xml:space="preserve"> ENO </w:t>
       </w:r>
       <w:r>
         <w:rPr>
@@ -553,13 +526,13 @@
         <w:t xml:space="preserve">有效吞吐提升</w:t>
       </w:r>
       <w:r>
-        <w:t xml:space="preserve"> </w:t>
-      </w:r>
-      <w:r>
-        <w:rPr>
-          <w:rFonts w:hint="eastAsia"/>
-        </w:rPr>
-        <w:t xml:space="preserve">17.5%，而</w:t>
+        <w:t xml:space="preserve"> 17.5% </w:t>
+      </w:r>
+      <w:r>
+        <w:rPr>
+          <w:rFonts w:hint="eastAsia"/>
+        </w:rPr>
+        <w:t xml:space="preserve">而</w:t>
       </w:r>
       <w:r>
         <w:t xml:space="preserve"> Gödel </w:t>
@@ -568,7 +541,7 @@
         <w:rPr>
           <w:rFonts w:hint="eastAsia"/>
         </w:rPr>
-        <w:t xml:space="preserve">仅提升</w:t>
+        <w:t xml:space="preserve">仅</w:t>
       </w:r>
       <w:r>
         <w:t xml:space="preserve"> </w:t>
@@ -636,7 +609,7 @@
         <w:pStyle w:val="FirstParagraph"/>
       </w:pPr>
       <w:r>
-        <w:t xml:space="preserve">As cloud-native applications continue to grow, production Kubernetes clusters at leading internet companies and cloud providers now routinely reach tens of thousands of nodes, placing a two-fold demand on the scheduler: enough throughput to sustain massive Pod-scheduling requests at second-level granularity, and enough availability to keep the cluster schedulable in the face of single-point failures. The native kube-scheduler adopts a single-instance serial architecture whose scheduling throughput has a definite upper bound and whose latency rises linearly with cluster size; its Leader-Election-based single-active deployment further exposes the cluster to single-point-of-failure risk — throughput saturation and single-point failure together form the scalability bottleneck that must be broken through. To break through this bottleneck, the community has evolved toward multi-instance distributed architectures; ByteDance’s open-source Gödel Scheduler achieves concurrent multi-instance scheduling through a Dispatcher/Scheduler/Binder three-layer decoupling and node-partition mechanism, and stands as the most representative open-source distributed implementation to date. However, its independently deployed Binder reintroduces a binding-phase serialization bottleneck and cross-process communication overhead under very-high concurrency; meanwhile, strict consistency guarantees under runtime dynamic drift of node-partition ownership still lack a complete analysis.</w:t>
+        <w:t xml:space="preserve">As cloud-native workloads continue to grow, Kubernetes clusters at leading cloud providers now routinely reach tens of thousands of nodes, demanding both high throughput to sustain massive Pod scheduling and high availability against single-point failures. The native kube-scheduler adopts a single-instance serial architecture whose throughput has a definite upper bound and whose latency rises linearly with cluster size; its Leader-Election single-active deployment further exposes the cluster to single-point-of-failure risk — throughput saturation and single-point failure together form the scalability bottleneck. In response, the community has evolved toward multi-instance distributed architectures; ByteDance’s open-source Gödel Scheduler achieves concurrent scheduling through a Dispatcher/Scheduler/Binder three-layer decoupling and node-partition mechanism and stands as the most representative open-source distributed implementation, but its independently deployed Binder reintroduces a binding-phase serialization bottleneck and cross-process communication overhead under very-high concurrency, and strict consistency guarantees under runtime drift of node-partition ownership still lack a complete analysis.</w:t>
       </w:r>
     </w:p>
     <w:p>
@@ -644,7 +617,7 @@
         <w:pStyle w:val="BodyText"/>
       </w:pPr>
       <w:r>
-        <w:t xml:space="preserve">To address these problems, this thesis proposes the ENO architecture together with a companion layered binding fault-tolerance mechanism. Architecturally, ENO adopts a</w:t>
+        <w:t xml:space="preserve">To address these problems, this thesis proposes the ENO architecture with a companion layered binding fault-tolerance mechanism. Architecturally, ENO adopts a</w:t>
       </w:r>
       <w:r>
         <w:t xml:space="preserve"> </w:t>
@@ -656,7 +629,7 @@
         <w:t xml:space="preserve"> </w:t>
       </w:r>
       <w:r>
-        <w:t xml:space="preserve">dispatch–execution-decoupled model, co-locating the Binder’s binding execution path with the Scheduler decision instance to eliminate cross-component event passing and serialization overhead; a CacheAdapter shared-cache adaptation layer additionally allows the Scheduler and the in-process Binder to share the same SchedulerCache memory instance by object reference, achieving zero-copy state reuse. Mechanism-wise, based on the atomic semantics provided by etcd, this thesis constructs a four-layer structured fault-tolerance chain covering the full path around Bind, and provides a complete proof outline for the core invariant</w:t>
+        <w:t xml:space="preserve">dispatch–execution-decoupled model that co-locates the Binder’s execution path with the Scheduler decision instance to eliminate cross-component event passing and serialization overhead; a CacheAdapter shared-cache adaptation layer further lets the Scheduler and the in-process Binder share the same SchedulerCache instance for zero-copy state reuse. Mechanism-wise, based on etcd’s atomic semantics, this thesis constructs a four-layer structured fault-tolerance chain covering the full path around Bind, and provides a complete proof outline for the core invariant</w:t>
       </w:r>
       <w:r>
         <w:t xml:space="preserve"> </w:t>
@@ -665,7 +638,7 @@
         <w:t xml:space="preserve">“each Pod is bound to at most one node”</w:t>
       </w:r>
       <w:r>
-        <w:t xml:space="preserve">, explicitly showing how each layer preserves this invariant through etcd semantics.</w:t>
+        <w:t xml:space="preserve">.</w:t>
       </w:r>
     </w:p>
     <w:p>
@@ -673,13 +646,7 @@
         <w:pStyle w:val="BodyText"/>
       </w:pPr>
       <w:r>
-        <w:t xml:space="preserve">Experimental verification and performance evaluation are carried out on KWOK-simulated clusters covering 100 to 10,000 nodes, seven workload classes, and two instance configurations (1 and 3 instances), for a total of 16 comparison scenarios against Gödel, kube-scheduler, Volcano, and Koordinator. For correctness, the binding success rate stays at 100% across all 144 runs, the apiserver-side invariant assertion (</w:t>
-      </w:r>
-      <w:r>
-        <w:t xml:space="preserve">“each Pod is bound to at most one node”</w:t>
-      </w:r>
-      <w:r>
-        <w:t xml:space="preserve">) passes on every run, and the six-criterion fault-injection suites for Layer 0 and Layer 3 are each fully satisfied. For performance, throughput is measured under the duration-independent effective-throughput convention — total workload divided by total completion time. Results show that in the single-instance case, ENO’s effective throughput is 1.8%–22.5% higher than kube-scheduler and roughly 6× and 12× higher than Volcano and Koordinator, respectively; ENO exceeds Gödel in 14 of the 16 scenarios with an average improvement of about 12%; in the primary scenario s3/w3, P99 scheduling latency drops from 32.57 s to 16.22 s; and when the instance count rises from 1 to 3, ENO’s effective throughput improves by 17.5% while Gödel’s improves by only 1.4%. These results confirm that the proposed architecture and fault-tolerance mechanism deliver both performance gains and consistency guarantees at very-large scale.</w:t>
+        <w:t xml:space="preserve">Experimental verification and performance evaluation are carried out on KWOK-simulated clusters covering 100 to 10,000 nodes, seven workload classes, and two instance configurations (1 and 3 instances), for 16 comparison scenarios against Gödel, kube-scheduler, Volcano, and Koordinator. For correctness, the binding success rate stays at 100% across all 144 runs, the apiserver-side invariant assertion passes on every run, and the six-criterion Layer 0 and Layer 3 fault-injection suites are each fully satisfied. For performance, using total workload divided by total completion time as the effective-throughput metric: in the single-instance case, ENO is 1.8%–22.5% higher than kube-scheduler and roughly 6× and 12× higher than Volcano and Koordinator respectively; ENO exceeds Gödel in 14 of the 16 scenarios with an average improvement of about 12%; the primary scenario s3/w3 sees its P99 scheduling latency drop from 32.57 s to 16.22 s; and from 1 to 3 instances, ENO’s effective throughput improves by 17.5% versus Gödel’s 1.4%. These results confirm that the proposed architecture and fault-tolerance mechanism deliver both performance gains and consistency guarantees at very-large scale.</w:t>
       </w:r>
     </w:p>
     <w:p>
